--- a/demo/example-template.docx
+++ b/demo/example-template.docx
@@ -93,7 +93,7 @@
     </w:p>
     <w:p>
       <w:r>
-        <w:t xml:space="preserve">This document was completed locally by ContextFill AI. Review every value before signing.</w:t>
+        <w:t xml:space="preserve">This document was completed locally by A2C. Review every value before signing.</w:t>
       </w:r>
     </w:p>
     <w:sectPr/>
